--- a/docs/investor-materials/v1.5/executive-ground-transport/CTDI-due-diligence-faq-executive-ground-transport.docx
+++ b/docs/investor-materials/v1.5/executive-ground-transport/CTDI-due-diligence-faq-executive-ground-transport.docx
@@ -37,7 +37,7 @@
           <w:i w:val="0"/>
           <w:sz w:val="22"/>
         </w:rPr>
-        <w:t>[operator LLC], LLC · Arlington, VA · August 2026 · info@example.com</w:t>
+        <w:t>CS Executive Services, LLC · Arlington, VA · August 2026 · info@example.com</w:t>
       </w:r>
     </w:p>
     <w:p>
@@ -437,7 +437,7 @@
           <w:i w:val="0"/>
           <w:sz w:val="22"/>
         </w:rPr>
-        <w:t>Business Source License 1.1 (adopted 2026-08-24; Licensor: [operator LLC], LLC). The accurate boundary, because it is easy to oversell:</w:t>
+        <w:t>Business Source License 1.1 (adopted 2026-08-24; Licensor: CS Executive Services, LLC). The accurate boundary, because it is easy to oversell:</w:t>
       </w:r>
     </w:p>
     <w:p>
@@ -523,7 +523,7 @@
           <w:i w:val="0"/>
           <w:sz w:val="22"/>
         </w:rPr>
-        <w:t>Disclosed: the Additional Use Grant is a working draft under legal review — it reflects intended terms but is not yet counsel-confirmed. Confirm current terms with [operator LLC], LLC before relying on it for a production licensing decision. The license text was independently verified 2026-08-24 as canonical, unmodified BSL 1.1 with a correctly-formed parameters block.</w:t>
+        <w:t>Disclosed: the Additional Use Grant is a working draft under legal review — it reflects intended terms but is not yet counsel-confirmed. Confirm current terms with CS Executive Services, LLC before relying on it for a production licensing decision. The license text was independently verified 2026-08-24 as canonical, unmodified BSL 1.1 with a correctly-formed parameters block.</w:t>
       </w:r>
     </w:p>
     <w:p>
@@ -559,7 +559,7 @@
           <w:i w:val="0"/>
           <w:sz w:val="22"/>
         </w:rPr>
-        <w:t>One person. the operator (USMC veteran; owner, [operator LLC], LLC, Arlington, VA) designed, built, and operates the entire stack — 635 commits, single author, 2026-06-07 through 2026-08-24; 51,070 lines of Python; 102 REST routes; 218 tests (217 passing, 1 known pre-existing failure, tracked). He is also the reference customer: CTDI has run his own executive-chauffeur operation continuously since June 2026, which is exactly why the product is shaped around a dispatcher's actual decisions. Bus factor is 1 and it is the top disclosed risk; the funding ask explicitly includes a first engineering hire. Partial mitigants: fully headless administration, aggressive written-down operational knowledge (incidents, root causes, and open decisions are documented in the repository itself), and a signed-manifest integrity chain that makes the deployed code state verifiable by a successor.</w:t>
+        <w:t>One person. the operator (USMC veteran; owner, CS Executive Services, LLC, Arlington, VA) designed, built, and operates the entire stack — 635 commits, single author, 2026-06-07 through 2026-08-24; 51,070 lines of Python; 102 REST routes; 218 tests (217 passing, 1 known pre-existing failure, tracked). He is also the reference customer: CTDI has run his own executive-chauffeur operation continuously since June 2026, which is exactly why the product is shaped around a dispatcher's actual decisions. Bus factor is 1 and it is the top disclosed risk; the funding ask explicitly includes a first engineering hire. Partial mitigants: fully headless administration, aggressive written-down operational knowledge (incidents, root causes, and open decisions are documented in the repository itself), and a signed-manifest integrity chain that makes the deployed code state verifiable by a successor.</w:t>
       </w:r>
     </w:p>
     <w:p>
